--- a/materialien/Welt4_Hafen/5_Loesungen/AQ_W4_AB3_LSG.docx
+++ b/materialien/Welt4_Hafen/5_Loesungen/AQ_W4_AB3_LSG.docx
@@ -1367,7 +1367,7 @@
                 <w:sz w:val="18"/>
                 <w:szCs w:val="18"/>
               </w:rPr>
-              <w:t xml:space="preserve">pop → ( passt</w:t>
+              <w:t>pop → (</w:t>
             </w:r>
           </w:p>
         </w:tc>
@@ -1545,7 +1545,7 @@
                 <w:sz w:val="18"/>
                 <w:szCs w:val="18"/>
               </w:rPr>
-              <w:t xml:space="preserve">pop → { passt</w:t>
+              <w:t>pop → {</w:t>
             </w:r>
           </w:p>
         </w:tc>
@@ -1634,7 +1634,7 @@
                 <w:sz w:val="18"/>
                 <w:szCs w:val="18"/>
               </w:rPr>
-              <w:t xml:space="preserve">pop → [ passt</w:t>
+              <w:t>pop → [</w:t>
             </w:r>
           </w:p>
         </w:tc>
@@ -1723,7 +1723,7 @@
                 <w:sz w:val="18"/>
                 <w:szCs w:val="18"/>
               </w:rPr>
-              <w:t xml:space="preserve">Stapel leer → true</w:t>
+              <w:t>Rückgabe true</w:t>
             </w:r>
           </w:p>
         </w:tc>
